--- a/cp cheatr sheatpages/Page5_Set unorderset + multiset.docx
+++ b/cp cheatr sheatpages/Page5_Set unorderset + multiset.docx
@@ -17,12 +17,13 @@
       <w:r>
         <w:br/>
       </w:r>
-      <w:r>
-        <w:br/>
-        <w:t>set = sorted, O(log n). unordered_set = no order, O(1) average (faster).</w:t>
-      </w:r>
-      <w:r>
-        <w:br/>
+      <w:proofErr w:type="spellStart"/>
+      <w:r>
+        <w:t>set</w:t>
+      </w:r>
+      <w:proofErr w:type="spellEnd"/>
+      <w:r>
+        <w:t xml:space="preserve"> = sorted, O(log n). unordered_set = no order, O(1) average (faster).</w:t>
       </w:r>
       <w:r>
         <w:br/>
@@ -38,9 +39,6 @@
       </w:r>
       <w:r>
         <w:br/>
-      </w:r>
-      <w:r>
-        <w:br/>
         <w:t>s.count(x);                         // 1 if exists, 0 if not</w:t>
       </w:r>
       <w:r>
@@ -53,9 +51,6 @@
       </w:r>
       <w:r>
         <w:br/>
-      </w:r>
-      <w:r>
-        <w:br/>
         <w:t>*s.begin();                         // smallest element</w:t>
       </w:r>
       <w:r>
@@ -73,19 +68,49 @@
       <w:r>
         <w:br/>
       </w:r>
+      <w:proofErr w:type="spellStart"/>
+      <w:r>
+        <w:t>s.size</w:t>
+      </w:r>
+      <w:proofErr w:type="spellEnd"/>
+      <w:r>
+        <w:t xml:space="preserve">();  </w:t>
+      </w:r>
+      <w:proofErr w:type="spellStart"/>
+      <w:r>
+        <w:t>s.empty</w:t>
+      </w:r>
+      <w:proofErr w:type="spellEnd"/>
+      <w:r>
+        <w:t xml:space="preserve">();  </w:t>
+      </w:r>
+      <w:proofErr w:type="spellStart"/>
+      <w:r>
+        <w:t>s.clear</w:t>
+      </w:r>
+      <w:proofErr w:type="spellEnd"/>
+      <w:r>
+        <w:t>();</w:t>
+      </w:r>
+    </w:p>
+    <w:p>
+      <w:pPr>
+        <w:rPr>
+          <w:rFonts w:cs="Consolas"/>
+          <w:color w:val="555555"/>
+          <w:szCs w:val="24"/>
+        </w:rPr>
+      </w:pPr>
       <w:r>
         <w:br/>
-        <w:t>s.size();  s.empty();  s.clear();</w:t>
-      </w:r>
-      <w:r>
-        <w:br/>
-      </w:r>
-      <w:r>
-        <w:br/>
-        <w:t>unordered_set&lt;int&gt; us;              // same syntax, faster, unordered</w:t>
-      </w:r>
-      <w:r>
-        <w:br/>
+      </w:r>
+      <w:proofErr w:type="spellStart"/>
+      <w:r>
+        <w:t>unordered_set</w:t>
+      </w:r>
+      <w:proofErr w:type="spellEnd"/>
+      <w:r>
+        <w:t>&lt;int&gt; us;              // same syntax, faster, unordered</w:t>
       </w:r>
       <w:r>
         <w:br/>
@@ -93,22 +118,67 @@
       </w:r>
       <w:r>
         <w:br/>
-        <w:t>set&lt;int&gt; s(a.begin(), a.end());</w:t>
+        <w:t>set&lt;int&gt; s(</w:t>
+      </w:r>
+      <w:proofErr w:type="spellStart"/>
+      <w:r>
+        <w:t>a.begin</w:t>
+      </w:r>
+      <w:proofErr w:type="spellEnd"/>
+      <w:r>
+        <w:t xml:space="preserve">(), </w:t>
+      </w:r>
+      <w:proofErr w:type="spellStart"/>
+      <w:r>
+        <w:t>a.end</w:t>
+      </w:r>
+      <w:proofErr w:type="spellEnd"/>
+      <w:r>
+        <w:t>());</w:t>
       </w:r>
       <w:r>
         <w:br/>
-        <w:t>bool valid = (s.size() == n) &amp;&amp;</w:t>
+        <w:t>bool valid = (</w:t>
+      </w:r>
+      <w:proofErr w:type="spellStart"/>
+      <w:r>
+        <w:t>s.size</w:t>
+      </w:r>
+      <w:proofErr w:type="spellEnd"/>
+      <w:r>
+        <w:t>() == n) &amp;&amp;</w:t>
       </w:r>
       <w:r>
         <w:br/>
-        <w:t xml:space="preserve">             (*s.begin() == 1) &amp;&amp;</w:t>
+        <w:t xml:space="preserve">             (*</w:t>
+      </w:r>
+      <w:proofErr w:type="spellStart"/>
+      <w:r>
+        <w:t>s.begin</w:t>
+      </w:r>
+      <w:proofErr w:type="spellEnd"/>
+      <w:r>
+        <w:t>() == 1) &amp;&amp;</w:t>
       </w:r>
       <w:r>
         <w:br/>
-        <w:t xml:space="preserve">             (*prev(s.end()) == n);</w:t>
-      </w:r>
-      <w:r>
-        <w:br/>
+        <w:t xml:space="preserve">             (*</w:t>
+      </w:r>
+      <w:proofErr w:type="spellStart"/>
+      <w:r>
+        <w:t>prev</w:t>
+      </w:r>
+      <w:proofErr w:type="spellEnd"/>
+      <w:r>
+        <w:t>(</w:t>
+      </w:r>
+      <w:proofErr w:type="spellStart"/>
+      <w:r>
+        <w:t>s.end</w:t>
+      </w:r>
+      <w:proofErr w:type="spellEnd"/>
+      <w:r>
+        <w:t>()) == n);</w:t>
       </w:r>
       <w:r>
         <w:br/>
@@ -123,13 +193,7 @@
       </w:r>
       <w:r>
         <w:br/>
-      </w:r>
-      <w:r>
-        <w:br/>
         <w:t>Like set, but allows duplicate values while staying sorted.</w:t>
-      </w:r>
-      <w:r>
-        <w:br/>
       </w:r>
       <w:r>
         <w:br/>
@@ -145,47 +209,119 @@
       </w:r>
       <w:r>
         <w:br/>
-        <w:t>ms.find(x) != ms.end();             // existence check</w:t>
+        <w:t xml:space="preserve">ms.find(x) != </w:t>
+      </w:r>
+      <w:proofErr w:type="spellStart"/>
+      <w:r>
+        <w:t>ms.end</w:t>
+      </w:r>
+      <w:proofErr w:type="spellEnd"/>
+      <w:r>
+        <w:t>();             // existence check</w:t>
       </w:r>
       <w:r>
         <w:br/>
-        <w:t>ms.erase(ms.find(x));               // erase ONE occurrence</w:t>
+      </w:r>
+      <w:proofErr w:type="spellStart"/>
+      <w:r>
+        <w:t>ms.erase</w:t>
+      </w:r>
+      <w:proofErr w:type="spellEnd"/>
+      <w:r>
+        <w:t>(</w:t>
+      </w:r>
+      <w:proofErr w:type="spellStart"/>
+      <w:r>
+        <w:t>ms.find</w:t>
+      </w:r>
+      <w:proofErr w:type="spellEnd"/>
+      <w:r>
+        <w:t>(x));               // erase ONE occurrence</w:t>
       </w:r>
       <w:r>
         <w:br/>
-        <w:t>ms.erase(x);                        // erases ALL occurrences of x</w:t>
+      </w:r>
+      <w:proofErr w:type="spellStart"/>
+      <w:r>
+        <w:t>ms.erase</w:t>
+      </w:r>
+      <w:proofErr w:type="spellEnd"/>
+      <w:r>
+        <w:t>(x);                        // erases ALL occurrences of x</w:t>
       </w:r>
       <w:r>
         <w:br/>
+        <w:t>*</w:t>
+      </w:r>
+      <w:proofErr w:type="spellStart"/>
+      <w:r>
+        <w:t>ms.begin</w:t>
+      </w:r>
+      <w:proofErr w:type="spellEnd"/>
+      <w:r>
+        <w:t>();                        // smallest element</w:t>
       </w:r>
       <w:r>
         <w:br/>
-        <w:t>*ms.begin();                        // smallest element</w:t>
+        <w:t>*</w:t>
+      </w:r>
+      <w:proofErr w:type="spellStart"/>
+      <w:r>
+        <w:t>prev</w:t>
+      </w:r>
+      <w:proofErr w:type="spellEnd"/>
+      <w:r>
+        <w:t>(</w:t>
+      </w:r>
+      <w:proofErr w:type="spellStart"/>
+      <w:r>
+        <w:t>ms.end</w:t>
+      </w:r>
+      <w:proofErr w:type="spellEnd"/>
+      <w:r>
+        <w:t>());                    // largest element</w:t>
       </w:r>
       <w:r>
         <w:br/>
-        <w:t>*prev(ms.end());                    // largest element</w:t>
+      </w:r>
+      <w:proofErr w:type="spellStart"/>
+      <w:r>
+        <w:t>ms.lower_bound</w:t>
+      </w:r>
+      <w:proofErr w:type="spellEnd"/>
+      <w:r>
+        <w:t>(x);                  // first element &gt;= x</w:t>
       </w:r>
       <w:r>
         <w:br/>
       </w:r>
+      <w:proofErr w:type="spellStart"/>
+      <w:r>
+        <w:t>ms.upper_bound</w:t>
+      </w:r>
+      <w:proofErr w:type="spellEnd"/>
+      <w:r>
+        <w:t>(x);                  // first element &gt; x</w:t>
+      </w:r>
       <w:r>
         <w:br/>
-        <w:t>ms.lower_bound(x);                  // first element &gt;= x</w:t>
-      </w:r>
-      <w:r>
-        <w:br/>
-        <w:t>ms.upper_bound(x);                  // first element &gt; x</w:t>
-      </w:r>
-      <w:r>
-        <w:br/>
-      </w:r>
-      <w:r>
-        <w:br/>
-        <w:t>ms.size();  ms.empty();  ms.clear();</w:t>
-      </w:r>
-      <w:r>
-        <w:br/>
+        <w:t xml:space="preserve">ms.size();  </w:t>
+      </w:r>
+      <w:proofErr w:type="spellStart"/>
+      <w:r>
+        <w:t>ms.empty</w:t>
+      </w:r>
+      <w:proofErr w:type="spellEnd"/>
+      <w:r>
+        <w:t xml:space="preserve">();  </w:t>
+      </w:r>
+      <w:proofErr w:type="spellStart"/>
+      <w:r>
+        <w:t>ms.clear</w:t>
+      </w:r>
+      <w:proofErr w:type="spellEnd"/>
+      <w:r>
+        <w:t>();</w:t>
       </w:r>
       <w:r>
         <w:br/>
@@ -193,26 +329,424 @@
       </w:r>
       <w:r>
         <w:br/>
-        <w:t>multiset&lt;int&gt; ms;</w:t>
+        <w:t xml:space="preserve">multiset&lt;int&gt; </w:t>
+      </w:r>
+      <w:proofErr w:type="spellStart"/>
+      <w:r>
+        <w:t>ms</w:t>
+      </w:r>
+      <w:proofErr w:type="spellEnd"/>
+      <w:r>
+        <w:t>;</w:t>
       </w:r>
       <w:r>
         <w:br/>
-        <w:t>ms.insert(5); ms.insert(3); ms.insert(5);</w:t>
+      </w:r>
+      <w:proofErr w:type="spellStart"/>
+      <w:r>
+        <w:t>ms.insert</w:t>
+      </w:r>
+      <w:proofErr w:type="spellEnd"/>
+      <w:r>
+        <w:t xml:space="preserve">(5); </w:t>
+      </w:r>
+      <w:proofErr w:type="spellStart"/>
+      <w:r>
+        <w:t>ms.insert</w:t>
+      </w:r>
+      <w:proofErr w:type="spellEnd"/>
+      <w:r>
+        <w:t xml:space="preserve">(3); </w:t>
+      </w:r>
+      <w:proofErr w:type="spellStart"/>
+      <w:r>
+        <w:t>ms.insert</w:t>
+      </w:r>
+      <w:proofErr w:type="spellEnd"/>
+      <w:r>
+        <w:t>(5);</w:t>
       </w:r>
       <w:r>
         <w:br/>
-        <w:t>int mn = *ms.begin();               // 3</w:t>
+        <w:t xml:space="preserve">int </w:t>
+      </w:r>
+      <w:proofErr w:type="spellStart"/>
+      <w:r>
+        <w:t>mn</w:t>
+      </w:r>
+      <w:proofErr w:type="spellEnd"/>
+      <w:r>
+        <w:t xml:space="preserve"> = *</w:t>
+      </w:r>
+      <w:proofErr w:type="spellStart"/>
+      <w:r>
+        <w:t>ms.begin</w:t>
+      </w:r>
+      <w:proofErr w:type="spellEnd"/>
+      <w:r>
+        <w:t>();               // 3</w:t>
       </w:r>
       <w:r>
         <w:br/>
-        <w:t>int mx = *prev(ms.end());           // 5</w:t>
+        <w:t>int mx = *</w:t>
+      </w:r>
+      <w:proofErr w:type="spellStart"/>
+      <w:r>
+        <w:t>prev</w:t>
+      </w:r>
+      <w:proofErr w:type="spellEnd"/>
+      <w:r>
+        <w:t>(</w:t>
+      </w:r>
+      <w:proofErr w:type="spellStart"/>
+      <w:r>
+        <w:t>ms.end</w:t>
+      </w:r>
+      <w:proofErr w:type="spellEnd"/>
+      <w:r>
+        <w:t>());           // 5</w:t>
       </w:r>
       <w:r>
         <w:br/>
-        <w:t>ms.erase(ms.find(5));               // removes just ONE of the two 5's</w:t>
+      </w:r>
+      <w:proofErr w:type="spellStart"/>
+      <w:r>
+        <w:t>ms.erase</w:t>
+      </w:r>
+      <w:proofErr w:type="spellEnd"/>
+      <w:r>
+        <w:t>(</w:t>
+      </w:r>
+      <w:proofErr w:type="spellStart"/>
+      <w:r>
+        <w:t>ms.find</w:t>
+      </w:r>
+      <w:proofErr w:type="spellEnd"/>
+      <w:r>
+        <w:t>(5));               // removes just ONE of the two 5's</w:t>
       </w:r>
       <w:r>
         <w:br/>
+      </w:r>
+      <w:r>
+        <w:rPr>
+          <w:rFonts w:cs="Consolas"/>
+          <w:b/>
+          <w:bCs/>
+          <w:color w:val="555555"/>
+          <w:szCs w:val="24"/>
+        </w:rPr>
+        <w:t>#include &lt;</w:t>
+      </w:r>
+      <w:proofErr w:type="spellStart"/>
+      <w:r>
+        <w:rPr>
+          <w:rFonts w:cs="Consolas"/>
+          <w:b/>
+          <w:bCs/>
+          <w:color w:val="555555"/>
+          <w:szCs w:val="24"/>
+        </w:rPr>
+        <w:t>ext</w:t>
+      </w:r>
+      <w:proofErr w:type="spellEnd"/>
+      <w:r>
+        <w:rPr>
+          <w:rFonts w:cs="Consolas"/>
+          <w:b/>
+          <w:bCs/>
+          <w:color w:val="555555"/>
+          <w:szCs w:val="24"/>
+        </w:rPr>
+        <w:t>/</w:t>
+      </w:r>
+      <w:proofErr w:type="spellStart"/>
+      <w:r>
+        <w:rPr>
+          <w:rFonts w:cs="Consolas"/>
+          <w:b/>
+          <w:bCs/>
+          <w:color w:val="555555"/>
+          <w:szCs w:val="24"/>
+        </w:rPr>
+        <w:t>pb_ds</w:t>
+      </w:r>
+      <w:proofErr w:type="spellEnd"/>
+      <w:r>
+        <w:rPr>
+          <w:rFonts w:cs="Consolas"/>
+          <w:b/>
+          <w:bCs/>
+          <w:color w:val="555555"/>
+          <w:szCs w:val="24"/>
+        </w:rPr>
+        <w:t>/assoc_container.hpp&gt;</w:t>
+      </w:r>
+      <w:r>
+        <w:rPr>
+          <w:rFonts w:cs="Consolas"/>
+          <w:b/>
+          <w:bCs/>
+          <w:color w:val="555555"/>
+          <w:szCs w:val="24"/>
+        </w:rPr>
+        <w:br/>
+      </w:r>
+      <w:r>
+        <w:rPr>
+          <w:rFonts w:cs="Consolas"/>
+          <w:b/>
+          <w:bCs/>
+          <w:color w:val="555555"/>
+          <w:szCs w:val="24"/>
+        </w:rPr>
+        <w:t>#include &lt;</w:t>
+      </w:r>
+      <w:proofErr w:type="spellStart"/>
+      <w:r>
+        <w:rPr>
+          <w:rFonts w:cs="Consolas"/>
+          <w:b/>
+          <w:bCs/>
+          <w:color w:val="555555"/>
+          <w:szCs w:val="24"/>
+        </w:rPr>
+        <w:t>ext</w:t>
+      </w:r>
+      <w:proofErr w:type="spellEnd"/>
+      <w:r>
+        <w:rPr>
+          <w:rFonts w:cs="Consolas"/>
+          <w:b/>
+          <w:bCs/>
+          <w:color w:val="555555"/>
+          <w:szCs w:val="24"/>
+        </w:rPr>
+        <w:t>/</w:t>
+      </w:r>
+      <w:proofErr w:type="spellStart"/>
+      <w:r>
+        <w:rPr>
+          <w:rFonts w:cs="Consolas"/>
+          <w:b/>
+          <w:bCs/>
+          <w:color w:val="555555"/>
+          <w:szCs w:val="24"/>
+        </w:rPr>
+        <w:t>pb_ds</w:t>
+      </w:r>
+      <w:proofErr w:type="spellEnd"/>
+      <w:r>
+        <w:rPr>
+          <w:rFonts w:cs="Consolas"/>
+          <w:b/>
+          <w:bCs/>
+          <w:color w:val="555555"/>
+          <w:szCs w:val="24"/>
+        </w:rPr>
+        <w:t>/tree_policy.hpp&gt;</w:t>
+      </w:r>
+      <w:r>
+        <w:rPr>
+          <w:rFonts w:cs="Consolas"/>
+          <w:color w:val="555555"/>
+          <w:szCs w:val="24"/>
+        </w:rPr>
+        <w:br/>
+      </w:r>
+      <w:r>
+        <w:rPr>
+          <w:rFonts w:cs="Consolas"/>
+          <w:color w:val="555555"/>
+          <w:szCs w:val="24"/>
+        </w:rPr>
+        <w:t>using namespace __</w:t>
+      </w:r>
+      <w:proofErr w:type="spellStart"/>
+      <w:r>
+        <w:rPr>
+          <w:rFonts w:cs="Consolas"/>
+          <w:color w:val="555555"/>
+          <w:szCs w:val="24"/>
+        </w:rPr>
+        <w:t>gnu_pbds</w:t>
+      </w:r>
+      <w:proofErr w:type="spellEnd"/>
+      <w:r>
+        <w:rPr>
+          <w:rFonts w:cs="Consolas"/>
+          <w:color w:val="555555"/>
+          <w:szCs w:val="24"/>
+        </w:rPr>
+        <w:t>;</w:t>
+      </w:r>
+      <w:r>
+        <w:rPr>
+          <w:rFonts w:cs="Consolas"/>
+          <w:color w:val="555555"/>
+          <w:szCs w:val="24"/>
+        </w:rPr>
+        <w:br/>
+      </w:r>
+      <w:r>
+        <w:rPr>
+          <w:rFonts w:cs="Consolas"/>
+          <w:color w:val="555555"/>
+          <w:szCs w:val="24"/>
+        </w:rPr>
+        <w:t>template&lt;</w:t>
+      </w:r>
+      <w:proofErr w:type="spellStart"/>
+      <w:r>
+        <w:rPr>
+          <w:rFonts w:cs="Consolas"/>
+          <w:color w:val="555555"/>
+          <w:szCs w:val="24"/>
+        </w:rPr>
+        <w:t>typename</w:t>
+      </w:r>
+      <w:proofErr w:type="spellEnd"/>
+      <w:r>
+        <w:rPr>
+          <w:rFonts w:cs="Consolas"/>
+          <w:color w:val="555555"/>
+          <w:szCs w:val="24"/>
+        </w:rPr>
+        <w:t xml:space="preserve"> T&gt;</w:t>
+      </w:r>
+      <w:r>
+        <w:rPr>
+          <w:rFonts w:cs="Consolas"/>
+          <w:color w:val="555555"/>
+          <w:szCs w:val="24"/>
+        </w:rPr>
+        <w:br/>
+      </w:r>
+      <w:r>
+        <w:rPr>
+          <w:rFonts w:cs="Consolas"/>
+          <w:color w:val="555555"/>
+          <w:szCs w:val="24"/>
+        </w:rPr>
+        <w:t xml:space="preserve">using </w:t>
+      </w:r>
+      <w:proofErr w:type="spellStart"/>
+      <w:r>
+        <w:rPr>
+          <w:rFonts w:cs="Consolas"/>
+          <w:color w:val="555555"/>
+          <w:szCs w:val="24"/>
+        </w:rPr>
+        <w:t>ordered_set</w:t>
+      </w:r>
+      <w:proofErr w:type="spellEnd"/>
+      <w:r>
+        <w:rPr>
+          <w:rFonts w:cs="Consolas"/>
+          <w:color w:val="555555"/>
+          <w:szCs w:val="24"/>
+        </w:rPr>
+        <w:t xml:space="preserve"> =</w:t>
+      </w:r>
+      <w:r>
+        <w:rPr>
+          <w:rFonts w:cs="Consolas"/>
+          <w:color w:val="555555"/>
+          <w:szCs w:val="24"/>
+        </w:rPr>
+        <w:br/>
+      </w:r>
+      <w:r>
+        <w:rPr>
+          <w:rFonts w:cs="Consolas"/>
+          <w:color w:val="555555"/>
+          <w:szCs w:val="24"/>
+        </w:rPr>
+        <w:t>tree&lt;T,null_type,less&lt;T&gt;,rb_tree_tag,tree_order_statistics_node_update&gt;;</w:t>
+      </w:r>
+      <w:r>
+        <w:rPr>
+          <w:rFonts w:cs="Consolas"/>
+          <w:color w:val="555555"/>
+          <w:szCs w:val="24"/>
+        </w:rPr>
+        <w:br/>
+      </w:r>
+      <w:r>
+        <w:rPr>
+          <w:rFonts w:cs="Consolas"/>
+          <w:color w:val="555555"/>
+          <w:szCs w:val="24"/>
+        </w:rPr>
+        <w:t>template&lt;</w:t>
+      </w:r>
+      <w:proofErr w:type="spellStart"/>
+      <w:r>
+        <w:rPr>
+          <w:rFonts w:cs="Consolas"/>
+          <w:color w:val="555555"/>
+          <w:szCs w:val="24"/>
+        </w:rPr>
+        <w:t>typename</w:t>
+      </w:r>
+      <w:proofErr w:type="spellEnd"/>
+      <w:r>
+        <w:rPr>
+          <w:rFonts w:cs="Consolas"/>
+          <w:color w:val="555555"/>
+          <w:szCs w:val="24"/>
+        </w:rPr>
+        <w:t xml:space="preserve"> T&gt;</w:t>
+      </w:r>
+      <w:r>
+        <w:rPr>
+          <w:rFonts w:cs="Consolas"/>
+          <w:color w:val="555555"/>
+          <w:szCs w:val="24"/>
+        </w:rPr>
+        <w:br/>
+      </w:r>
+      <w:r>
+        <w:rPr>
+          <w:rFonts w:cs="Consolas"/>
+          <w:color w:val="555555"/>
+          <w:szCs w:val="24"/>
+        </w:rPr>
+        <w:t xml:space="preserve">using </w:t>
+      </w:r>
+      <w:proofErr w:type="spellStart"/>
+      <w:r>
+        <w:rPr>
+          <w:rFonts w:cs="Consolas"/>
+          <w:color w:val="555555"/>
+          <w:szCs w:val="24"/>
+        </w:rPr>
+        <w:t>ordered_multiset</w:t>
+      </w:r>
+      <w:proofErr w:type="spellEnd"/>
+      <w:r>
+        <w:rPr>
+          <w:rFonts w:cs="Consolas"/>
+          <w:color w:val="555555"/>
+          <w:szCs w:val="24"/>
+        </w:rPr>
+        <w:t xml:space="preserve"> =</w:t>
+      </w:r>
+      <w:r>
+        <w:rPr>
+          <w:rFonts w:cs="Consolas"/>
+          <w:color w:val="555555"/>
+          <w:szCs w:val="24"/>
+        </w:rPr>
+        <w:br/>
+      </w:r>
+      <w:r>
+        <w:rPr>
+          <w:rFonts w:cs="Consolas"/>
+          <w:color w:val="555555"/>
+          <w:szCs w:val="24"/>
+        </w:rPr>
+        <w:t>tree&lt;T,null_type,less_equal&lt;T&gt;,rb_tree_tag,tree_order_statistics_node_update&gt;;</w:t>
       </w:r>
     </w:p>
     <w:sectPr>
